--- a/docassemble/HealthCareDirective2026/data/templates/health_care_directive_2026.docx
+++ b/docassemble/HealthCareDirective2026/data/templates/health_care_directive_2026.docx
@@ -1419,7 +1419,6 @@
     </w:p>
     <w:p/>
     <w:p>
-      <w:commentRangeStart w:id="4"/>
       <w:r>
         <w:t>(Optional)</w:t>
       </w:r>
@@ -1652,14 +1651,12 @@
       <w:r>
         <w:t>.address.on_one_line() }}</w:t>
       </w:r>
-      <w:commentRangeEnd w:id="4"/>
       <w:r>
         <w:rPr>
           <w:rStyle w:val="CommentReference"/>
           <w:sz w:val="17"/>
           <w:szCs w:val="17"/>
         </w:rPr>
-        <w:commentReference w:id="4"/>
       </w:r>
     </w:p>
     <w:p>
@@ -4926,12 +4923,7 @@
         <w:rPr>
           <w:noProof/>
         </w:rPr>
-        <w:pict w14:anchorId="15AC3B53">
-          <v:shape id="_x0000_s1027" style="position:absolute;margin-left:120.9pt;margin-top:17.05pt;width:405.1pt;height:.05pt;z-index:251639808;mso-wrap-distance-left:0;mso-wrap-distance-right:0;mso-position-horizontal-relative:page;mso-position-vertical-relative:text" coordsize="8102,1" o:allowincell="f" path="m,hhl8101,e" filled="f" strokeweight=".14053mm">
-            <v:path arrowok="t"/>
-            <w10:wrap type="topAndBottom" anchorx="page"/>
-          </v:shape>
-        </w:pict>
+        <w:t>{{ health_care_goals }}</w:t>
       </w:r>
       <w:r>
         <w:rPr>
@@ -5055,12 +5047,7 @@
         <w:rPr>
           <w:noProof/>
         </w:rPr>
-        <w:pict w14:anchorId="5F505B83">
-          <v:shape id="_x0000_s1029" style="position:absolute;margin-left:120.9pt;margin-top:16.9pt;width:405.15pt;height:.05pt;z-index:251641856;mso-wrap-distance-left:0;mso-wrap-distance-right:0;mso-position-horizontal-relative:page;mso-position-vertical-relative:text" coordsize="8103,1" o:allowincell="f" path="m,hhl8102,e" filled="f" strokeweight=".14053mm">
-            <v:path arrowok="t"/>
-            <w10:wrap type="topAndBottom" anchorx="page"/>
-          </v:shape>
-        </w:pict>
+        <w:t>{{ health_care_fears }}</w:t>
       </w:r>
       <w:r>
         <w:rPr>
@@ -5199,12 +5186,7 @@
         <w:rPr>
           <w:noProof/>
         </w:rPr>
-        <w:pict w14:anchorId="590A71C2">
-          <v:shape id="_x0000_s1031" style="position:absolute;margin-left:120.9pt;margin-top:17.05pt;width:405.1pt;height:.05pt;z-index:251643904;mso-wrap-distance-left:0;mso-wrap-distance-right:0;mso-position-horizontal-relative:page;mso-position-vertical-relative:text" coordsize="8102,1" o:allowincell="f" path="m,hhl8101,e" filled="f" strokeweight=".14053mm">
-            <v:path arrowok="t"/>
-            <w10:wrap type="topAndBottom" anchorx="page"/>
-          </v:shape>
-        </w:pict>
+        <w:t>{{ spiritual_beliefs }}</w:t>
       </w:r>
       <w:r>
         <w:rPr>
@@ -5403,12 +5385,7 @@
         <w:rPr>
           <w:noProof/>
         </w:rPr>
-        <w:pict w14:anchorId="20FB3E97">
-          <v:shape id="_x0000_s1033" style="position:absolute;margin-left:120.85pt;margin-top:17.05pt;width:405.1pt;height:.05pt;z-index:251645952;mso-wrap-distance-left:0;mso-wrap-distance-right:0;mso-position-horizontal-relative:page;mso-position-vertical-relative:text" coordsize="8102,1" o:allowincell="f" path="m,hhl8101,e" filled="f" strokeweight=".14053mm">
-            <v:path arrowok="t"/>
-            <w10:wrap type="topAndBottom" anchorx="page"/>
-          </v:shape>
-        </w:pict>
+        <w:t>{{ beliefs_about_quality_of_life }}</w:t>
       </w:r>
       <w:r>
         <w:rPr>
@@ -5607,12 +5584,7 @@
         <w:rPr>
           <w:noProof/>
         </w:rPr>
-        <w:pict w14:anchorId="5BE64FBA">
-          <v:shape id="_x0000_s1035" style="position:absolute;margin-left:120.85pt;margin-top:17.05pt;width:405.1pt;height:.05pt;z-index:251648000;mso-wrap-distance-left:0;mso-wrap-distance-right:0;mso-position-horizontal-relative:page;mso-position-vertical-relative:text" coordsize="8102,1" o:allowincell="f" path="m,hhl8101,e" filled="f" strokeweight=".14053mm">
-            <v:path arrowok="t"/>
-            <w10:wrap type="topAndBottom" anchorx="page"/>
-          </v:shape>
-        </w:pict>
+        <w:t>{{ thoughts_about_family }}</w:t>
       </w:r>
       <w:r>
         <w:rPr>
@@ -5936,12 +5908,7 @@
         <w:rPr>
           <w:noProof/>
         </w:rPr>
-        <w:pict w14:anchorId="2A6171D2">
-          <v:shape id="_x0000_s1037" style="position:absolute;margin-left:111.85pt;margin-top:11.35pt;width:415.05pt;height:.05pt;z-index:251650048;mso-wrap-distance-left:0;mso-wrap-distance-right:0;mso-position-horizontal-relative:page;mso-position-vertical-relative:text" coordsize="8301,1" o:allowincell="f" path="m,hhl8300,e" filled="f" strokeweight=".14053mm">
-            <v:path arrowok="t"/>
-            <w10:wrap type="topAndBottom" anchorx="page"/>
-          </v:shape>
-        </w:pict>
+        <w:t>{{ pregnancy_care_wishes }}</w:t>
       </w:r>
       <w:r>
         <w:rPr>
@@ -6768,12 +6735,7 @@
         <w:rPr>
           <w:noProof/>
         </w:rPr>
-        <w:pict w14:anchorId="11410974">
-          <v:shape id="_x0000_s1039" style="position:absolute;margin-left:134.95pt;margin-top:11.4pt;width:384.1pt;height:.05pt;z-index:251653120;mso-wrap-distance-left:0;mso-wrap-distance-right:0;mso-position-horizontal-relative:page;mso-position-vertical-relative:text" coordsize="7682,1" o:allowincell="f" path="m,hhl7681,e" filled="f" strokeweight=".14053mm">
-            <v:path arrowok="t"/>
-            <w10:wrap type="topAndBottom" anchorx="page"/>
-          </v:shape>
-        </w:pict>
+        <w:t>{{ temporary_incapacity_wishes }}</w:t>
       </w:r>
       <w:r>
         <w:rPr>
@@ -7100,12 +7062,7 @@
         <w:rPr>
           <w:noProof/>
         </w:rPr>
-        <w:pict w14:anchorId="323E7893">
-          <v:shape id="_x0000_s1041" style="position:absolute;margin-left:135pt;margin-top:11.15pt;width:384.1pt;height:.05pt;z-index:251655168;mso-wrap-distance-left:0;mso-wrap-distance-right:0;mso-position-horizontal-relative:page;mso-position-vertical-relative:text" coordsize="7682,1" o:allowincell="f" path="m,hhl7681,e" filled="f" strokeweight=".14053mm">
-            <v:path arrowok="t"/>
-            <w10:wrap type="topAndBottom" anchorx="page"/>
-          </v:shape>
-        </w:pict>
+        <w:t>{{ dying_care_wishes }}</w:t>
       </w:r>
       <w:r>
         <w:rPr>
@@ -7450,12 +7407,7 @@
         <w:rPr>
           <w:noProof/>
         </w:rPr>
-        <w:pict w14:anchorId="394E44ED">
-          <v:shape id="_x0000_s1043" style="position:absolute;margin-left:134.25pt;margin-top:11.2pt;width:385.05pt;height:.05pt;z-index:251657216;mso-wrap-distance-left:0;mso-wrap-distance-right:0;mso-position-horizontal-relative:page;mso-position-vertical-relative:text" coordsize="7701,1" o:allowincell="f" path="m,hhl7700,e" filled="f" strokeweight=".14053mm">
-            <v:path arrowok="t"/>
-            <w10:wrap type="topAndBottom" anchorx="page"/>
-          </v:shape>
-        </w:pict>
+        <w:t>{{ permanent_unconsciousness_wishes }}</w:t>
       </w:r>
       <w:r>
         <w:rPr>
@@ -7688,12 +7640,7 @@
         <w:rPr>
           <w:noProof/>
         </w:rPr>
-        <w:pict w14:anchorId="2BF8B8B5">
-          <v:shape id="_x0000_s1045" style="position:absolute;margin-left:135pt;margin-top:11.35pt;width:384.1pt;height:.05pt;z-index:251659264;mso-wrap-distance-left:0;mso-wrap-distance-right:0;mso-position-horizontal-relative:page;mso-position-vertical-relative:text" coordsize="7682,1" o:allowincell="f" path="m,hhl7681,e" filled="f" strokeweight=".14053mm">
-            <v:path arrowok="t"/>
-            <w10:wrap type="topAndBottom" anchorx="page"/>
-          </v:shape>
-        </w:pict>
+        <w:t>{{ dependent_care_wishes }}</w:t>
       </w:r>
       <w:r>
         <w:rPr>
@@ -8297,12 +8244,7 @@
         <w:rPr>
           <w:noProof/>
         </w:rPr>
-        <w:pict w14:anchorId="520530D3">
-          <v:shape id="_x0000_s1047" style="position:absolute;margin-left:133.55pt;margin-top:11.2pt;width:385.05pt;height:.05pt;z-index:251661312;mso-wrap-distance-left:0;mso-wrap-distance-right:0;mso-position-horizontal-relative:page;mso-position-vertical-relative:text" coordsize="7701,1" o:allowincell="f" path="m,hhl7700,e" filled="f" strokeweight=".14053mm">
-            <v:path arrowok="t"/>
-            <w10:wrap type="topAndBottom" anchorx="page"/>
-          </v:shape>
-        </w:pict>
+        <w:t>{{ pain_relief_wishes }}</w:t>
       </w:r>
       <w:r>
         <w:rPr>
@@ -8695,12 +8637,7 @@
         <w:rPr>
           <w:noProof/>
         </w:rPr>
-        <w:pict w14:anchorId="225FCFFE">
-          <v:shape id="_x0000_s1049" style="position:absolute;margin-left:133.55pt;margin-top:11.2pt;width:385.05pt;height:.05pt;z-index:251663360;mso-wrap-distance-left:0;mso-wrap-distance-right:0;mso-position-horizontal-relative:page;mso-position-vertical-relative:text" coordsize="7701,1" o:allowincell="f" path="m,hhl7700,e" filled="f" strokeweight=".14053mm">
-            <v:path arrowok="t"/>
-            <w10:wrap type="topAndBottom" anchorx="page"/>
-          </v:shape>
-        </w:pict>
+        <w:t>{{ preferred_doctor }}</w:t>
       </w:r>
     </w:p>
     <w:p>
@@ -8897,12 +8834,7 @@
         <w:rPr>
           <w:noProof/>
         </w:rPr>
-        <w:pict w14:anchorId="50BB1911">
-          <v:shape id="_x0000_s1050" style="position:absolute;margin-left:133.55pt;margin-top:11.3pt;width:385.05pt;height:.05pt;z-index:251664384;mso-wrap-distance-left:0;mso-wrap-distance-right:0;mso-position-horizontal-relative:page;mso-position-vertical-relative:text" coordsize="7701,1" o:allowincell="f" path="m,hhl7700,e" filled="f" strokeweight=".14053mm">
-            <v:path arrowok="t"/>
-            <w10:wrap type="topAndBottom" anchorx="page"/>
-          </v:shape>
-        </w:pict>
+        <w:t>{{ preferred_care_location }}</w:t>
       </w:r>
     </w:p>
     <w:p>
@@ -9137,12 +9069,7 @@
         <w:rPr>
           <w:noProof/>
         </w:rPr>
-        <w:pict w14:anchorId="34BD7A31">
-          <v:shape id="_x0000_s1051" style="position:absolute;margin-left:133.55pt;margin-top:11.15pt;width:385.05pt;height:.05pt;z-index:251665408;mso-wrap-distance-left:0;mso-wrap-distance-right:0;mso-position-horizontal-relative:page;mso-position-vertical-relative:text" coordsize="7701,1" o:allowincell="f" path="m,hhl7700,e" filled="f" strokeweight=".14053mm">
-            <v:path arrowok="t"/>
-            <w10:wrap type="topAndBottom" anchorx="page"/>
-          </v:shape>
-        </w:pict>
+        <w:t>{{ preferred_dying_location }}</w:t>
       </w:r>
       <w:r>
         <w:rPr>
@@ -9370,12 +9297,7 @@
         <w:rPr>
           <w:noProof/>
         </w:rPr>
-        <w:pict w14:anchorId="41618A38">
-          <v:shape id="_x0000_s1053" style="position:absolute;margin-left:133.15pt;margin-top:11.2pt;width:385.05pt;height:.05pt;z-index:251667456;mso-wrap-distance-left:0;mso-wrap-distance-right:0;mso-position-horizontal-relative:page;mso-position-vertical-relative:text" coordsize="7701,1" o:allowincell="f" path="m,hhl7700,e" filled="f" strokeweight=".14053mm">
-            <v:path arrowok="t"/>
-            <w10:wrap type="topAndBottom" anchorx="page"/>
-          </v:shape>
-        </w:pict>
+        <w:t>{{ organ_donation_wishes }}</w:t>
       </w:r>
       <w:r>
         <w:rPr>
@@ -9633,12 +9555,7 @@
         <w:rPr>
           <w:noProof/>
         </w:rPr>
-        <w:pict w14:anchorId="651B17E7">
-          <v:shape id="_x0000_s1055" style="position:absolute;margin-left:133.15pt;margin-top:11.2pt;width:385.05pt;height:.05pt;z-index:251669504;mso-wrap-distance-left:0;mso-wrap-distance-right:0;mso-position-horizontal-relative:page;mso-position-vertical-relative:text" coordsize="7701,1" o:allowincell="f" path="m,hhl7700,e" filled="f" strokeweight=".14053mm">
-            <v:path arrowok="t"/>
-            <w10:wrap type="topAndBottom" anchorx="page"/>
-          </v:shape>
-        </w:pict>
+        <w:t>{{ body_disposition_wishes }}</w:t>
       </w:r>
       <w:r>
         <w:rPr>
@@ -9738,12 +9655,7 @@
         <w:rPr>
           <w:noProof/>
         </w:rPr>
-        <w:pict w14:anchorId="157709F1">
-          <v:shape id="_x0000_s1057" style="position:absolute;margin-left:133.15pt;margin-top:11.15pt;width:387.5pt;height:.05pt;z-index:251671552;mso-wrap-distance-left:0;mso-wrap-distance-right:0;mso-position-horizontal-relative:page;mso-position-vertical-relative:text" coordsize="7750,1" o:allowincell="f" path="m,hhl7749,e" filled="f" strokeweight=".14053mm">
-            <v:path arrowok="t"/>
-            <w10:wrap type="topAndBottom" anchorx="page"/>
-          </v:shape>
-        </w:pict>
+        <w:t>{{ other_health_care_wishes }}</w:t>
       </w:r>
     </w:p>
     <w:p>
@@ -10312,84 +10224,69 @@
         <w:rPr>
           <w:position w:val="2"/>
         </w:rPr>
-        <w:t>Date</w:t>
+        <w:t>Date signed: __________    Date of birth: {{ users[0].birthdate }}</w:t>
+        <w:br/>
+        <w:t>Address: {{ users[0].address.on_one_line() }}</w:t>
       </w:r>
       <w:r>
         <w:rPr>
           <w:spacing w:val="-9"/>
           <w:position w:val="2"/>
         </w:rPr>
-        <w:t xml:space="preserve"> </w:t>
       </w:r>
       <w:r>
         <w:rPr>
           <w:position w:val="2"/>
         </w:rPr>
-        <w:t>signed:</w:t>
       </w:r>
       <w:r>
         <w:rPr>
           <w:position w:val="2"/>
           <w:u w:val="single" w:color="4E4A5F"/>
         </w:rPr>
-        <w:tab/>
       </w:r>
       <w:r>
         <w:rPr>
           <w:position w:val="2"/>
         </w:rPr>
-        <w:tab/>
-      </w:r>
-      <w:r>
-        <w:t>Date of birth</w:t>
-      </w:r>
+      </w:r>
+      <w:r/>
       <w:r>
         <w:rPr>
           <w:spacing w:val="-18"/>
         </w:rPr>
-        <w:t xml:space="preserve"> </w:t>
-      </w:r>
-      <w:r>
-        <w:t>:</w:t>
-      </w:r>
+      </w:r>
+      <w:r/>
       <w:r>
         <w:rPr>
           <w:u w:val="single"/>
         </w:rPr>
-        <w:tab/>
-      </w:r>
-      <w:r>
-        <w:t xml:space="preserve"> Address:</w:t>
-      </w:r>
+      </w:r>
+      <w:r/>
       <w:r>
         <w:rPr>
           <w:spacing w:val="-29"/>
         </w:rPr>
-        <w:t xml:space="preserve"> </w:t>
       </w:r>
       <w:r>
         <w:rPr>
           <w:u w:val="single"/>
         </w:rPr>
-        <w:tab/>
       </w:r>
       <w:r>
         <w:rPr>
           <w:u w:val="single"/>
         </w:rPr>
-        <w:tab/>
       </w:r>
       <w:r>
         <w:rPr>
           <w:u w:val="single"/>
         </w:rPr>
-        <w:tab/>
       </w:r>
       <w:r>
         <w:rPr>
           <w:u w:val="single"/>
         </w:rPr>
-        <w:tab/>
       </w:r>
     </w:p>
     <w:p>
@@ -14351,39 +14248,6 @@
     </w:sectPr>
   </w:body>
 </w:document>
-</file>
-
-<file path=word/comments.xml><?xml version="1.0" encoding="utf-8"?>
-<w:comments xmlns:wpc="http://schemas.microsoft.com/office/word/2010/wordprocessingCanvas" xmlns:cx="http://schemas.microsoft.com/office/drawing/2014/chartex" xmlns:cx1="http://schemas.microsoft.com/office/drawing/2015/9/8/chartex" xmlns:cx2="http://schemas.microsoft.com/office/drawing/2015/10/21/chartex" xmlns:cx3="http://schemas.microsoft.com/office/drawing/2016/5/9/chartex" xmlns:cx4="http://schemas.microsoft.com/office/drawing/2016/5/10/chartex" xmlns:cx5="http://schemas.microsoft.com/office/drawing/2016/5/11/chartex" xmlns:cx6="http://schemas.microsoft.com/office/drawing/2016/5/12/chartex" xmlns:cx7="http://schemas.microsoft.com/office/drawing/2016/5/13/chartex" xmlns:cx8="http://schemas.microsoft.com/office/drawing/2016/5/14/chartex" xmlns:mc="http://schemas.openxmlformats.org/markup-compatibility/2006" xmlns:aink="http://schemas.microsoft.com/office/drawing/2016/ink" xmlns:am3d="http://schemas.microsoft.com/office/drawing/2017/model3d" xmlns:o="urn:schemas-microsoft-com:office:office" xmlns:oel="http://schemas.microsoft.com/office/2019/extlst" xmlns:r="http://schemas.openxmlformats.org/officeDocument/2006/relationships" xmlns:m="http://schemas.openxmlformats.org/officeDocument/2006/math" xmlns:v="urn:schemas-microsoft-com:vml" xmlns:wp14="http://schemas.microsoft.com/office/word/2010/wordprocessingDrawing" xmlns:wp="http://schemas.openxmlformats.org/drawingml/2006/wordprocessingDrawing" xmlns:w10="urn:schemas-microsoft-com:office:word" xmlns:w="http://schemas.openxmlformats.org/wordprocessingml/2006/main" xmlns:w14="http://schemas.microsoft.com/office/word/2010/wordml" xmlns:w15="http://schemas.microsoft.com/office/word/2012/wordml" xmlns:w16cex="http://schemas.microsoft.com/office/word/2018/wordml/cex" xmlns:w16cid="http://schemas.microsoft.com/office/word/2016/wordml/cid" xmlns:w16="http://schemas.microsoft.com/office/word/2018/wordml" xmlns:w16du="http://schemas.microsoft.com/office/word/2023/wordml/word16du" xmlns:w16sdtdh="http://schemas.microsoft.com/office/word/2020/wordml/sdtdatahash" xmlns:w16sdtfl="http://schemas.microsoft.com/office/word/2024/wordml/sdtformatlock" xmlns:w16se="http://schemas.microsoft.com/office/word/2015/wordml/symex" xmlns:wpg="http://schemas.microsoft.com/office/word/2010/wordprocessingGroup" xmlns:wpi="http://schemas.microsoft.com/office/word/2010/wordprocessingInk" xmlns:wne="http://schemas.microsoft.com/office/word/2006/wordml" xmlns:wps="http://schemas.microsoft.com/office/word/2010/wordprocessingShape" mc:Ignorable="w14 w15 w16se w16cid w16 w16cex w16sdtdh w16sdtfl w16du wp14">
-  <w:comment w:id="4" w:author="Sauber, Amanda" w:date="2026-06-09T12:54:00Z" w:initials="AS">
-    <w:p>
-      <w:pPr>
-        <w:pStyle w:val="CommentText"/>
-      </w:pPr>
-      <w:r>
-        <w:rPr>
-          <w:rStyle w:val="CommentReference"/>
-        </w:rPr>
-        <w:annotationRef/>
-      </w:r>
-      <w:r>
-        <w:t>Add multiple sections that will appear only when entered in DA (if statements)</w:t>
-      </w:r>
-    </w:p>
-  </w:comment>
-</w:comments>
-</file>
-
-<file path=word/commentsExtended.xml><?xml version="1.0" encoding="utf-8"?>
-<w15:commentsEx xmlns:wpc="http://schemas.microsoft.com/office/word/2010/wordprocessingCanvas" xmlns:cx="http://schemas.microsoft.com/office/drawing/2014/chartex" xmlns:cx1="http://schemas.microsoft.com/office/drawing/2015/9/8/chartex" xmlns:cx2="http://schemas.microsoft.com/office/drawing/2015/10/21/chartex" xmlns:cx3="http://schemas.microsoft.com/office/drawing/2016/5/9/chartex" xmlns:cx4="http://schemas.microsoft.com/office/drawing/2016/5/10/chartex" xmlns:cx5="http://schemas.microsoft.com/office/drawing/2016/5/11/chartex" xmlns:cx6="http://schemas.microsoft.com/office/drawing/2016/5/12/chartex" xmlns:cx7="http://schemas.microsoft.com/office/drawing/2016/5/13/chartex" xmlns:cx8="http://schemas.microsoft.com/office/drawing/2016/5/14/chartex" xmlns:mc="http://schemas.openxmlformats.org/markup-compatibility/2006" xmlns:aink="http://schemas.microsoft.com/office/drawing/2016/ink" xmlns:am3d="http://schemas.microsoft.com/office/drawing/2017/model3d" xmlns:o="urn:schemas-microsoft-com:office:office" xmlns:oel="http://schemas.microsoft.com/office/2019/extlst" xmlns:r="http://schemas.openxmlformats.org/officeDocument/2006/relationships" xmlns:m="http://schemas.openxmlformats.org/officeDocument/2006/math" xmlns:v="urn:schemas-microsoft-com:vml" xmlns:wp14="http://schemas.microsoft.com/office/word/2010/wordprocessingDrawing" xmlns:wp="http://schemas.openxmlformats.org/drawingml/2006/wordprocessingDrawing" xmlns:w10="urn:schemas-microsoft-com:office:word" xmlns:w="http://schemas.openxmlformats.org/wordprocessingml/2006/main" xmlns:w14="http://schemas.microsoft.com/office/word/2010/wordml" xmlns:w15="http://schemas.microsoft.com/office/word/2012/wordml" xmlns:w16cex="http://schemas.microsoft.com/office/word/2018/wordml/cex" xmlns:w16cid="http://schemas.microsoft.com/office/word/2016/wordml/cid" xmlns:w16="http://schemas.microsoft.com/office/word/2018/wordml" xmlns:w16du="http://schemas.microsoft.com/office/word/2023/wordml/word16du" xmlns:w16sdtdh="http://schemas.microsoft.com/office/word/2020/wordml/sdtdatahash" xmlns:w16sdtfl="http://schemas.microsoft.com/office/word/2024/wordml/sdtformatlock" xmlns:w16se="http://schemas.microsoft.com/office/word/2015/wordml/symex" xmlns:wpg="http://schemas.microsoft.com/office/word/2010/wordprocessingGroup" xmlns:wpi="http://schemas.microsoft.com/office/word/2010/wordprocessingInk" xmlns:wne="http://schemas.microsoft.com/office/word/2006/wordml" xmlns:wps="http://schemas.microsoft.com/office/word/2010/wordprocessingShape" mc:Ignorable="w14 w15 w16se w16cid w16 w16cex w16sdtdh w16sdtfl w16du wp14">
-  <w15:commentEx w15:paraId="6B3EC78A" w15:done="0"/>
-</w15:commentsEx>
-</file>
-
-<file path=word/commentsIds.xml><?xml version="1.0" encoding="utf-8"?>
-<w16cid:commentsIds xmlns:wpc="http://schemas.microsoft.com/office/word/2010/wordprocessingCanvas" xmlns:cx="http://schemas.microsoft.com/office/drawing/2014/chartex" xmlns:cx1="http://schemas.microsoft.com/office/drawing/2015/9/8/chartex" xmlns:cx2="http://schemas.microsoft.com/office/drawing/2015/10/21/chartex" xmlns:cx3="http://schemas.microsoft.com/office/drawing/2016/5/9/chartex" xmlns:cx4="http://schemas.microsoft.com/office/drawing/2016/5/10/chartex" xmlns:cx5="http://schemas.microsoft.com/office/drawing/2016/5/11/chartex" xmlns:cx6="http://schemas.microsoft.com/office/drawing/2016/5/12/chartex" xmlns:cx7="http://schemas.microsoft.com/office/drawing/2016/5/13/chartex" xmlns:cx8="http://schemas.microsoft.com/office/drawing/2016/5/14/chartex" xmlns:mc="http://schemas.openxmlformats.org/markup-compatibility/2006" xmlns:aink="http://schemas.microsoft.com/office/drawing/2016/ink" xmlns:am3d="http://schemas.microsoft.com/office/drawing/2017/model3d" xmlns:o="urn:schemas-microsoft-com:office:office" xmlns:oel="http://schemas.microsoft.com/office/2019/extlst" xmlns:r="http://schemas.openxmlformats.org/officeDocument/2006/relationships" xmlns:m="http://schemas.openxmlformats.org/officeDocument/2006/math" xmlns:v="urn:schemas-microsoft-com:vml" xmlns:wp14="http://schemas.microsoft.com/office/word/2010/wordprocessingDrawing" xmlns:wp="http://schemas.openxmlformats.org/drawingml/2006/wordprocessingDrawing" xmlns:w10="urn:schemas-microsoft-com:office:word" xmlns:w="http://schemas.openxmlformats.org/wordprocessingml/2006/main" xmlns:w14="http://schemas.microsoft.com/office/word/2010/wordml" xmlns:w15="http://schemas.microsoft.com/office/word/2012/wordml" xmlns:w16cex="http://schemas.microsoft.com/office/word/2018/wordml/cex" xmlns:w16cid="http://schemas.microsoft.com/office/word/2016/wordml/cid" xmlns:w16="http://schemas.microsoft.com/office/word/2018/wordml" xmlns:w16du="http://schemas.microsoft.com/office/word/2023/wordml/word16du" xmlns:w16sdtdh="http://schemas.microsoft.com/office/word/2020/wordml/sdtdatahash" xmlns:w16sdtfl="http://schemas.microsoft.com/office/word/2024/wordml/sdtformatlock" xmlns:w16se="http://schemas.microsoft.com/office/word/2015/wordml/symex" xmlns:wpg="http://schemas.microsoft.com/office/word/2010/wordprocessingGroup" xmlns:wpi="http://schemas.microsoft.com/office/word/2010/wordprocessingInk" xmlns:wne="http://schemas.microsoft.com/office/word/2006/wordml" xmlns:wps="http://schemas.microsoft.com/office/word/2010/wordprocessingShape" mc:Ignorable="w14 w15 w16se w16cid w16 w16cex w16sdtdh w16sdtfl w16du wp14">
-  <w16cid:commentId w16cid:paraId="6B3EC78A" w16cid:durableId="736D0C33"/>
-</w16cid:commentsIds>
 </file>
 
 <file path=word/footer1.xml><?xml version="1.0" encoding="utf-8"?>

--- a/docassemble/HealthCareDirective2026/data/templates/health_care_directive_2026.docx
+++ b/docassemble/HealthCareDirective2026/data/templates/health_care_directive_2026.docx
@@ -87,7 +87,7 @@
         </w:rPr>
       </w:pPr>
       <w:r>
-        <w:t>{{ user_name }}</w:t>
+        <w:t>{{ users[0] }}</w:t>
       </w:r>
     </w:p>
     <w:p>
@@ -110,7 +110,6 @@
           <w:sz w:val="24"/>
           <w:szCs w:val="24"/>
         </w:rPr>
-        <w:t>{{ user }}</w:t>
       </w:r>
     </w:p>
     <w:p>
@@ -143,9 +142,7 @@
           <w:szCs w:val="22"/>
         </w:rPr>
       </w:pPr>
-      <w:r>
-        <w:t>{{ user_name }}</w:t>
-      </w:r>
+      <w:r/>
     </w:p>
     <w:p>
       <w:pPr>
@@ -184,7 +181,7 @@
           <w:sz w:val="22"/>
           <w:szCs w:val="22"/>
         </w:rPr>
-        <w:t xml:space="preserve"> {{ user }}</w:t>
+        <w:t xml:space="preserve"> {{ users[0] }}</w:t>
       </w:r>
       <w:r>
         <w:rPr>
@@ -628,6 +625,11 @@
     </w:p>
     <w:p/>
     <w:p>
+      <w:r>
+        <w:t>{%p if directive_choices['agent'] %}</w:t>
+      </w:r>
+    </w:p>
+    <w:p>
       <w:pPr>
         <w:rPr>
           <w:rFonts w:ascii="Calibri" w:hAnsi="Calibri" w:cs="Calibri"/>
@@ -1033,9 +1035,7 @@
           <w:bCs/>
         </w:rPr>
       </w:pPr>
-      <w:r>
-        <w:t>{{ health_care_agent }}</w:t>
-      </w:r>
+      <w:r/>
     </w:p>
     <w:p>
       <w:pPr>
@@ -1199,7 +1199,7 @@
           <w:b/>
           <w:bCs/>
         </w:rPr>
-        <w:t xml:space="preserve">{{ agent }} </w:t>
+        <w:t xml:space="preserve">{{ primary_agent }} </w:t>
       </w:r>
       <w:r>
         <w:t>to make</w:t>
@@ -1305,31 +1305,27 @@
         </w:rPr>
       </w:pPr>
       <w:r>
-        <w:t>Relationship of my health care agent to me:</w:t>
+        <w:t>Relationship of my health care agent to me: {{ primary_agent.relationship }}</w:t>
       </w:r>
       <w:r>
         <w:rPr>
           <w:spacing w:val="24"/>
         </w:rPr>
-        <w:t xml:space="preserve"> </w:t>
       </w:r>
       <w:r>
         <w:rPr>
           <w:u w:val="single"/>
         </w:rPr>
-        <w:t>{{ agent</w:t>
       </w:r>
       <w:r>
         <w:rPr>
           <w:u w:val="single"/>
         </w:rPr>
-        <w:t>[0].</w:t>
       </w:r>
       <w:r>
         <w:rPr>
           <w:u w:val="single"/>
         </w:rPr>
-        <w:t>relationship }}</w:t>
       </w:r>
     </w:p>
     <w:p>
@@ -1350,7 +1346,7 @@
         <w:rPr>
           <w:u w:val="single"/>
         </w:rPr>
-        <w:t>{{ agent[0].phone_number }}</w:t>
+        <w:t>{{ primary_agent.phone_number }}</w:t>
       </w:r>
     </w:p>
     <w:p>
@@ -1400,7 +1396,7 @@
           <w:spacing w:val="-5"/>
           <w:u w:val="single"/>
         </w:rPr>
-        <w:t>{{ agent[0].address.</w:t>
+        <w:t>{{ primary_agent.address.</w:t>
       </w:r>
       <w:r>
         <w:rPr>
@@ -1420,169 +1416,119 @@
     <w:p/>
     <w:p>
       <w:r>
-        <w:t>(Optional)</w:t>
+        <w:t>{%p if appoint_alternate_agent %}</w:t>
+      </w:r>
+    </w:p>
+    <w:p>
+      <w:r>
+        <w:t>(Optional) Appointment of Alternate Health Care Agent: If my health care agent is not reasonably available, I trust and appoint {{ alternate_agent }} to be my health care agent instead.</w:t>
       </w:r>
       <w:r>
         <w:rPr>
           <w:spacing w:val="-13"/>
         </w:rPr>
-        <w:t xml:space="preserve"> </w:t>
-      </w:r>
-      <w:r>
-        <w:t>Appointment</w:t>
-      </w:r>
+      </w:r>
+      <w:r/>
       <w:r>
         <w:rPr>
           <w:spacing w:val="-12"/>
         </w:rPr>
-        <w:t xml:space="preserve"> </w:t>
-      </w:r>
-      <w:r>
-        <w:t>of</w:t>
-      </w:r>
+      </w:r>
+      <w:r/>
       <w:r>
         <w:rPr>
           <w:spacing w:val="-13"/>
         </w:rPr>
-        <w:t xml:space="preserve"> </w:t>
-      </w:r>
-      <w:r>
-        <w:t>Alternate Health Care</w:t>
-      </w:r>
+      </w:r>
+      <w:r/>
       <w:r>
         <w:rPr>
           <w:spacing w:val="-13"/>
         </w:rPr>
-        <w:t xml:space="preserve"> </w:t>
-      </w:r>
-      <w:r>
-        <w:t>Agent:</w:t>
-      </w:r>
+      </w:r>
+      <w:r/>
       <w:r>
         <w:rPr>
           <w:spacing w:val="22"/>
         </w:rPr>
-        <w:t xml:space="preserve"> </w:t>
-      </w:r>
-      <w:r>
-        <w:t>If</w:t>
-      </w:r>
+      </w:r>
+      <w:r/>
       <w:r>
         <w:rPr>
           <w:spacing w:val="-13"/>
         </w:rPr>
-        <w:t xml:space="preserve"> </w:t>
-      </w:r>
-      <w:r>
-        <w:t>my</w:t>
-      </w:r>
+      </w:r>
+      <w:r/>
       <w:r>
         <w:rPr>
           <w:spacing w:val="-12"/>
         </w:rPr>
-        <w:t xml:space="preserve"> </w:t>
-      </w:r>
-      <w:r>
-        <w:t>health care</w:t>
-      </w:r>
+      </w:r>
+      <w:r/>
       <w:r>
         <w:rPr>
           <w:spacing w:val="-13"/>
         </w:rPr>
-        <w:t xml:space="preserve"> </w:t>
-      </w:r>
-      <w:r>
-        <w:t>agent</w:t>
-      </w:r>
+      </w:r>
+      <w:r/>
       <w:r>
         <w:rPr>
           <w:spacing w:val="-10"/>
         </w:rPr>
-        <w:t xml:space="preserve"> </w:t>
-      </w:r>
-      <w:r>
-        <w:t>is</w:t>
-      </w:r>
+      </w:r>
+      <w:r/>
       <w:r>
         <w:rPr>
           <w:spacing w:val="-13"/>
         </w:rPr>
-        <w:t xml:space="preserve"> </w:t>
-      </w:r>
-      <w:r>
-        <w:t>not</w:t>
-      </w:r>
+      </w:r>
+      <w:r/>
       <w:r>
         <w:rPr>
           <w:spacing w:val="-8"/>
         </w:rPr>
-        <w:t xml:space="preserve"> </w:t>
-      </w:r>
-      <w:r>
-        <w:t>reasonably</w:t>
-      </w:r>
+      </w:r>
+      <w:r/>
       <w:r>
         <w:rPr>
           <w:spacing w:val="-4"/>
         </w:rPr>
-        <w:t xml:space="preserve"> </w:t>
-      </w:r>
-      <w:r>
-        <w:t xml:space="preserve">available, I trust and appoint </w:t>
-      </w:r>
-      <w:r>
-        <w:t>{{ agent</w:t>
-      </w:r>
+      </w:r>
+      <w:r/>
+      <w:r/>
       <w:r>
         <w:rPr>
           <w:highlight w:val="yellow"/>
         </w:rPr>
-        <w:t>[1]</w:t>
-      </w:r>
-      <w:r>
-        <w:t xml:space="preserve"> }} </w:t>
-      </w:r>
-      <w:r>
-        <w:t>to be my health care agent instead.</w:t>
-      </w:r>
+      </w:r>
+      <w:r/>
+      <w:r/>
     </w:p>
     <w:p/>
     <w:p>
       <w:r>
-        <w:t>Relationship of alternate health care agent to me:</w:t>
-      </w:r>
-      <w:r>
-        <w:t xml:space="preserve"> {{ agent</w:t>
-      </w:r>
+        <w:t>Relationship of alternate health care agent to me: {{ alternate_agent.relationship }}</w:t>
+      </w:r>
+      <w:r/>
       <w:r>
         <w:rPr>
           <w:highlight w:val="yellow"/>
         </w:rPr>
-        <w:t>[1]</w:t>
-      </w:r>
-      <w:r>
-        <w:t>.relationship }}</w:t>
-      </w:r>
-    </w:p>
-    <w:p>
-      <w:r>
-        <w:t>Telephone number of my alternate health care agent:</w:t>
-      </w:r>
-      <w:r>
-        <w:t>{{ agent</w:t>
-      </w:r>
+      </w:r>
+      <w:r/>
+    </w:p>
+    <w:p>
+      <w:r>
+        <w:t xml:space="preserve">Telephone number of my alternate health care agent:{{ alternate_agent.phone_number }} </w:t>
+      </w:r>
+      <w:r/>
       <w:r>
         <w:rPr>
           <w:highlight w:val="yellow"/>
         </w:rPr>
-        <w:t>[1]</w:t>
-      </w:r>
-      <w:r>
-        <w:t>.phone_number }}</w:t>
-      </w:r>
-      <w:r>
-        <w:t xml:space="preserve"> </w:t>
-      </w:r>
+      </w:r>
+      <w:r/>
+      <w:r/>
     </w:p>
     <w:p>
       <w:pPr>
@@ -1592,65 +1538,45 @@
         </w:rPr>
       </w:pPr>
       <w:r>
-        <w:t>Address</w:t>
+        <w:t>Address of my alternate health care agent: {{ alternate_agent.address.on_one_line() }}</w:t>
       </w:r>
       <w:r>
         <w:rPr>
           <w:spacing w:val="-3"/>
         </w:rPr>
-        <w:t xml:space="preserve"> </w:t>
-      </w:r>
-      <w:r>
-        <w:t>of</w:t>
-      </w:r>
+      </w:r>
+      <w:r/>
       <w:r>
         <w:rPr>
           <w:spacing w:val="-10"/>
         </w:rPr>
-        <w:t xml:space="preserve"> </w:t>
-      </w:r>
-      <w:r>
-        <w:t>my</w:t>
-      </w:r>
+      </w:r>
+      <w:r/>
       <w:r>
         <w:rPr>
           <w:spacing w:val="-12"/>
         </w:rPr>
-        <w:t xml:space="preserve"> </w:t>
-      </w:r>
-      <w:r>
-        <w:t>alternate</w:t>
-      </w:r>
+      </w:r>
+      <w:r/>
       <w:r>
         <w:rPr>
           <w:spacing w:val="-6"/>
         </w:rPr>
-        <w:t xml:space="preserve"> </w:t>
-      </w:r>
-      <w:r>
-        <w:t>health care</w:t>
-      </w:r>
+      </w:r>
+      <w:r/>
       <w:r>
         <w:rPr>
           <w:spacing w:val="-13"/>
         </w:rPr>
-        <w:t xml:space="preserve"> </w:t>
-      </w:r>
-      <w:r>
-        <w:t>agent</w:t>
-      </w:r>
-      <w:r>
-        <w:t>: {{ agent</w:t>
-      </w:r>
+      </w:r>
+      <w:r/>
+      <w:r/>
       <w:r>
         <w:rPr>
           <w:highlight w:val="yellow"/>
         </w:rPr>
-        <w:t>[1]</w:t>
-      </w:r>
-      <w:r>
-        <w:t>.address.on_one_line() }}</w:t>
-      </w:r>
+      </w:r>
+      <w:r/>
       <w:r>
         <w:rPr>
           <w:rStyle w:val="CommentReference"/>
@@ -1685,6 +1611,11 @@
       </w:pPr>
     </w:p>
     <w:p>
+      <w:r>
+        <w:t>{%p endif %}</w:t>
+      </w:r>
+    </w:p>
+    <w:p>
       <w:pPr>
         <w:pStyle w:val="Heading1"/>
         <w:rPr>
@@ -1696,7 +1627,6 @@
       <w:bookmarkEnd w:id="5"/>
       <w:bookmarkEnd w:id="6"/>
       <w:r>
-        <w:lastRenderedPageBreak/>
         <w:t>THIS</w:t>
       </w:r>
       <w:r>
@@ -4358,13 +4288,6 @@
         <w:rPr>
           <w:noProof/>
         </w:rPr>
-        <w:lastRenderedPageBreak/>
-        <w:pict w14:anchorId="2877C423">
-          <v:shape id="_x0000_s1026" style="position:absolute;margin-left:543.15pt;margin-top:.65pt;width:61.35pt;height:.05pt;z-index:251652096;mso-position-horizontal-relative:page;mso-position-vertical-relative:page" coordsize="1227,1" o:allowincell="f" path="m,hhl1227,e" filled="f" strokecolor="#989898" strokeweight=".71pt">
-            <v:path arrowok="t"/>
-            <w10:wrap anchorx="page" anchory="page"/>
-          </v:shape>
-        </w:pict>
       </w:r>
     </w:p>
     <w:p>
@@ -4411,6 +4334,16 @@
       </w:pPr>
     </w:p>
     <w:p>
+      <w:r>
+        <w:t>{%p endif %}</w:t>
+      </w:r>
+    </w:p>
+    <w:p>
+      <w:r>
+        <w:t>{%p if directive_choices['instructions'] %}</w:t>
+      </w:r>
+    </w:p>
+    <w:p>
       <w:pPr>
         <w:rPr>
           <w:rFonts w:ascii="Calibri" w:hAnsi="Calibri" w:cs="Calibri"/>
@@ -4831,6 +4764,11 @@
     </w:p>
     <w:p/>
     <w:p>
+      <w:r>
+        <w:t>{%p if health_care_goals %}</w:t>
+      </w:r>
+    </w:p>
+    <w:p>
       <w:pPr>
         <w:numPr>
           <w:ilvl w:val="0"/>
@@ -4929,16 +4867,20 @@
         <w:rPr>
           <w:noProof/>
         </w:rPr>
-        <w:pict w14:anchorId="0B6C9302">
-          <v:shape id="_x0000_s1028" style="position:absolute;margin-left:120.9pt;margin-top:34.35pt;width:405.15pt;height:.05pt;z-index:251640832;mso-wrap-distance-left:0;mso-wrap-distance-right:0;mso-position-horizontal-relative:page;mso-position-vertical-relative:text" coordsize="8103,1" o:allowincell="f" path="m,hhl8102,e" filled="f" strokeweight=".14053mm">
-            <v:path arrowok="t"/>
-            <w10:wrap type="topAndBottom" anchorx="page"/>
-          </v:shape>
-        </w:pict>
+      </w:r>
+    </w:p>
+    <w:p>
+      <w:r>
+        <w:t>{%p endif %}</w:t>
       </w:r>
     </w:p>
     <w:p/>
     <w:p/>
+    <w:p>
+      <w:r>
+        <w:t>{%p if health_care_fears %}</w:t>
+      </w:r>
+    </w:p>
     <w:p>
       <w:pPr>
         <w:numPr>
@@ -5053,16 +4995,20 @@
         <w:rPr>
           <w:noProof/>
         </w:rPr>
-        <w:pict w14:anchorId="28D39BBD">
-          <v:shape id="_x0000_s1030" style="position:absolute;margin-left:120.9pt;margin-top:34.2pt;width:405.1pt;height:.05pt;z-index:251642880;mso-wrap-distance-left:0;mso-wrap-distance-right:0;mso-position-horizontal-relative:page;mso-position-vertical-relative:text" coordsize="8102,1" o:allowincell="f" path="m,hhl8101,e" filled="f" strokeweight=".14053mm">
-            <v:path arrowok="t"/>
-            <w10:wrap type="topAndBottom" anchorx="page"/>
-          </v:shape>
-        </w:pict>
+      </w:r>
+    </w:p>
+    <w:p>
+      <w:r>
+        <w:t>{%p endif %}</w:t>
       </w:r>
     </w:p>
     <w:p/>
     <w:p/>
+    <w:p>
+      <w:r>
+        <w:t>{%p if spiritual_beliefs %}</w:t>
+      </w:r>
+    </w:p>
     <w:p>
       <w:pPr>
         <w:numPr>
@@ -5192,16 +5138,20 @@
         <w:rPr>
           <w:noProof/>
         </w:rPr>
-        <w:pict w14:anchorId="00BAFFFD">
-          <v:shape id="_x0000_s1032" style="position:absolute;margin-left:120.9pt;margin-top:34.2pt;width:405.1pt;height:.05pt;z-index:251644928;mso-wrap-distance-left:0;mso-wrap-distance-right:0;mso-position-horizontal-relative:page;mso-position-vertical-relative:text" coordsize="8102,1" o:allowincell="f" path="m,hhl8101,e" filled="f" strokeweight=".14053mm">
-            <v:path arrowok="t"/>
-            <w10:wrap type="topAndBottom" anchorx="page"/>
-          </v:shape>
-        </w:pict>
+      </w:r>
+    </w:p>
+    <w:p>
+      <w:r>
+        <w:t>{%p endif %}</w:t>
       </w:r>
     </w:p>
     <w:p/>
     <w:p/>
+    <w:p>
+      <w:r>
+        <w:t>{%p if beliefs_about_quality_of_life %}</w:t>
+      </w:r>
+    </w:p>
     <w:p>
       <w:pPr>
         <w:numPr>
@@ -5391,16 +5341,20 @@
         <w:rPr>
           <w:noProof/>
         </w:rPr>
-        <w:pict w14:anchorId="619CEABD">
-          <v:shape id="_x0000_s1034" style="position:absolute;margin-left:120.85pt;margin-top:34.3pt;width:405.1pt;height:.05pt;z-index:251646976;mso-wrap-distance-left:0;mso-wrap-distance-right:0;mso-position-horizontal-relative:page;mso-position-vertical-relative:text" coordsize="8102,1" o:allowincell="f" path="m,hhl8101,e" filled="f" strokeweight=".14053mm">
-            <v:path arrowok="t"/>
-            <w10:wrap type="topAndBottom" anchorx="page"/>
-          </v:shape>
-        </w:pict>
+      </w:r>
+    </w:p>
+    <w:p>
+      <w:r>
+        <w:t>{%p endif %}</w:t>
       </w:r>
     </w:p>
     <w:p/>
     <w:p/>
+    <w:p>
+      <w:r>
+        <w:t>{%p if thoughts_about_family %}</w:t>
+      </w:r>
+    </w:p>
     <w:p>
       <w:pPr>
         <w:numPr>
@@ -5590,16 +5544,20 @@
         <w:rPr>
           <w:noProof/>
         </w:rPr>
-        <w:pict w14:anchorId="2D8D8CDB">
-          <v:shape id="_x0000_s1036" style="position:absolute;margin-left:120.85pt;margin-top:34.35pt;width:405.1pt;height:.05pt;z-index:251649024;mso-wrap-distance-left:0;mso-wrap-distance-right:0;mso-position-horizontal-relative:page;mso-position-vertical-relative:text" coordsize="8102,1" o:allowincell="f" path="m,hhl8101,e" filled="f" strokeweight=".14053mm">
-            <v:path arrowok="t"/>
-            <w10:wrap type="topAndBottom" anchorx="page"/>
-          </v:shape>
-        </w:pict>
+      </w:r>
+    </w:p>
+    <w:p>
+      <w:r>
+        <w:t>{%p endif %}</w:t>
       </w:r>
     </w:p>
     <w:p/>
     <w:p/>
+    <w:p>
+      <w:r>
+        <w:t>{%p if pregnancy_care_wishes %}</w:t>
+      </w:r>
+    </w:p>
     <w:p>
       <w:pPr>
         <w:numPr>
@@ -5914,12 +5872,11 @@
         <w:rPr>
           <w:noProof/>
         </w:rPr>
-        <w:pict w14:anchorId="77584AF8">
-          <v:shape id="_x0000_s1038" style="position:absolute;margin-left:111.85pt;margin-top:28.6pt;width:415.05pt;height:.05pt;z-index:251651072;mso-wrap-distance-left:0;mso-wrap-distance-right:0;mso-position-horizontal-relative:page;mso-position-vertical-relative:text" coordsize="8301,1" o:allowincell="f" path="m,hhl8300,e" filled="f" strokeweight=".14053mm">
-            <v:path arrowok="t"/>
-            <w10:wrap type="topAndBottom" anchorx="page"/>
-          </v:shape>
-        </w:pict>
+      </w:r>
+    </w:p>
+    <w:p>
+      <w:r>
+        <w:t>{%p endif %}</w:t>
       </w:r>
     </w:p>
     <w:p/>
@@ -5951,7 +5908,6 @@
       <w:bookmarkStart w:id="8" w:name="THIS IS WHAT I WANT AND DO NOT WANT FOR "/>
       <w:bookmarkEnd w:id="8"/>
       <w:r>
-        <w:lastRenderedPageBreak/>
         <w:t>THIS</w:t>
       </w:r>
       <w:r>
@@ -6679,6 +6635,11 @@
           <w:spacing w:val="-2"/>
         </w:rPr>
         <w:t>blank)</w:t>
+      </w:r>
+    </w:p>
+    <w:p>
+      <w:r>
+        <w:t>{%p if temporary_incapacity_wishes %}</w:t>
       </w:r>
     </w:p>
     <w:p>
@@ -6741,12 +6702,11 @@
         <w:rPr>
           <w:noProof/>
         </w:rPr>
-        <w:pict w14:anchorId="07145646">
-          <v:shape id="_x0000_s1040" style="position:absolute;margin-left:134.95pt;margin-top:22.9pt;width:384.1pt;height:.05pt;z-index:251654144;mso-wrap-distance-left:0;mso-wrap-distance-right:0;mso-position-horizontal-relative:page;mso-position-vertical-relative:text" coordsize="7682,1" o:allowincell="f" path="m,hhl7681,e" filled="f" strokeweight=".14053mm">
-            <v:path arrowok="t"/>
-            <w10:wrap type="topAndBottom" anchorx="page"/>
-          </v:shape>
-        </w:pict>
+      </w:r>
+    </w:p>
+    <w:p>
+      <w:r>
+        <w:t>{%p endif %}</w:t>
       </w:r>
     </w:p>
     <w:p>
@@ -6760,6 +6720,11 @@
           <w:szCs w:val="17"/>
         </w:rPr>
       </w:pPr>
+    </w:p>
+    <w:p>
+      <w:r>
+        <w:t>{%p if dying_care_wishes %}</w:t>
+      </w:r>
     </w:p>
     <w:p>
       <w:pPr>
@@ -7068,12 +7033,11 @@
         <w:rPr>
           <w:noProof/>
         </w:rPr>
-        <w:pict w14:anchorId="21A45B46">
-          <v:shape id="_x0000_s1042" style="position:absolute;margin-left:135pt;margin-top:22.7pt;width:384.1pt;height:.05pt;z-index:251656192;mso-wrap-distance-left:0;mso-wrap-distance-right:0;mso-position-horizontal-relative:page;mso-position-vertical-relative:text" coordsize="7682,1" o:allowincell="f" path="m,hhl7681,e" filled="f" strokeweight=".14053mm">
-            <v:path arrowok="t"/>
-            <w10:wrap type="topAndBottom" anchorx="page"/>
-          </v:shape>
-        </w:pict>
+      </w:r>
+    </w:p>
+    <w:p>
+      <w:r>
+        <w:t>{%p endif %}</w:t>
       </w:r>
     </w:p>
     <w:p>
@@ -7087,6 +7051,11 @@
           <w:szCs w:val="17"/>
         </w:rPr>
       </w:pPr>
+    </w:p>
+    <w:p>
+      <w:r>
+        <w:t>{%p if permanent_unconsciousness_wishes %}</w:t>
+      </w:r>
     </w:p>
     <w:p>
       <w:pPr>
@@ -7413,12 +7382,11 @@
         <w:rPr>
           <w:noProof/>
         </w:rPr>
-        <w:pict w14:anchorId="0AB7104B">
-          <v:shape id="_x0000_s1044" style="position:absolute;margin-left:134.25pt;margin-top:22.6pt;width:385.05pt;height:.05pt;z-index:251658240;mso-wrap-distance-left:0;mso-wrap-distance-right:0;mso-position-horizontal-relative:page;mso-position-vertical-relative:text" coordsize="7701,1" o:allowincell="f" path="m,hhl7700,e" filled="f" strokeweight=".14053mm">
-            <v:path arrowok="t"/>
-            <w10:wrap type="topAndBottom" anchorx="page"/>
-          </v:shape>
-        </w:pict>
+      </w:r>
+    </w:p>
+    <w:p>
+      <w:r>
+        <w:t>{%p endif %}</w:t>
       </w:r>
     </w:p>
     <w:p>
@@ -7432,6 +7400,11 @@
           <w:szCs w:val="17"/>
         </w:rPr>
       </w:pPr>
+    </w:p>
+    <w:p>
+      <w:r>
+        <w:t>{%p if dependent_care_wishes %}</w:t>
+      </w:r>
     </w:p>
     <w:p>
       <w:pPr>
@@ -7646,12 +7619,11 @@
         <w:rPr>
           <w:noProof/>
         </w:rPr>
-        <w:pict w14:anchorId="7FD2B8B7">
-          <v:shape id="_x0000_s1046" style="position:absolute;margin-left:135pt;margin-top:22.9pt;width:384.1pt;height:.05pt;z-index:251660288;mso-wrap-distance-left:0;mso-wrap-distance-right:0;mso-position-horizontal-relative:page;mso-position-vertical-relative:text" coordsize="7682,1" o:allowincell="f" path="m,hhl7681,e" filled="f" strokeweight=".14053mm">
-            <v:path arrowok="t"/>
-            <w10:wrap type="topAndBottom" anchorx="page"/>
-          </v:shape>
-        </w:pict>
+      </w:r>
+    </w:p>
+    <w:p>
+      <w:r>
+        <w:t>{%p endif %}</w:t>
       </w:r>
     </w:p>
     <w:p>
@@ -7665,6 +7637,11 @@
           <w:szCs w:val="17"/>
         </w:rPr>
       </w:pPr>
+    </w:p>
+    <w:p>
+      <w:r>
+        <w:t>{%p if pain_relief_wishes %}</w:t>
+      </w:r>
     </w:p>
     <w:p>
       <w:pPr>
@@ -8250,12 +8227,11 @@
         <w:rPr>
           <w:noProof/>
         </w:rPr>
-        <w:pict w14:anchorId="2C2F01AB">
-          <v:shape id="_x0000_s1048" style="position:absolute;margin-left:133.55pt;margin-top:24.5pt;width:385.05pt;height:.05pt;z-index:251662336;mso-wrap-distance-left:0;mso-wrap-distance-right:0;mso-position-horizontal-relative:page;mso-position-vertical-relative:text" coordsize="7701,1" o:allowincell="f" path="m,hhl7700,e" filled="f" strokeweight=".14053mm">
-            <v:path arrowok="t"/>
-            <w10:wrap type="topAndBottom" anchorx="page"/>
-          </v:shape>
-        </w:pict>
+      </w:r>
+    </w:p>
+    <w:p>
+      <w:r>
+        <w:t>{%p endif %}</w:t>
       </w:r>
     </w:p>
     <w:p>
@@ -8479,6 +8455,11 @@
           <w:spacing w:val="-2"/>
         </w:rPr>
         <w:t>possible:</w:t>
+      </w:r>
+    </w:p>
+    <w:p>
+      <w:r>
+        <w:t>{%p if preferred_doctor %}</w:t>
       </w:r>
     </w:p>
     <w:p>
@@ -8638,6 +8619,16 @@
           <w:noProof/>
         </w:rPr>
         <w:t>{{ preferred_doctor }}</w:t>
+      </w:r>
+    </w:p>
+    <w:p>
+      <w:r>
+        <w:t>{%p endif %}</w:t>
+      </w:r>
+    </w:p>
+    <w:p>
+      <w:r>
+        <w:t>{%p if preferred_care_location %}</w:t>
       </w:r>
     </w:p>
     <w:p>
@@ -8838,6 +8829,16 @@
       </w:r>
     </w:p>
     <w:p>
+      <w:r>
+        <w:t>{%p endif %}</w:t>
+      </w:r>
+    </w:p>
+    <w:p>
+      <w:r>
+        <w:t>{%p if preferred_dying_location %}</w:t>
+      </w:r>
+    </w:p>
+    <w:p>
       <w:pPr>
         <w:pStyle w:val="ListParagraph"/>
         <w:numPr>
@@ -9075,12 +9076,11 @@
         <w:rPr>
           <w:noProof/>
         </w:rPr>
-        <w:pict w14:anchorId="64057B8C">
-          <v:shape id="_x0000_s1052" style="position:absolute;margin-left:133.55pt;margin-top:22.7pt;width:385.05pt;height:.05pt;z-index:251666432;mso-wrap-distance-left:0;mso-wrap-distance-right:0;mso-position-horizontal-relative:page;mso-position-vertical-relative:text" coordsize="7701,1" o:allowincell="f" path="m,hhl7700,e" filled="f" strokeweight=".14053mm">
-            <v:path arrowok="t"/>
-            <w10:wrap type="topAndBottom" anchorx="page"/>
-          </v:shape>
-        </w:pict>
+      </w:r>
+    </w:p>
+    <w:p>
+      <w:r>
+        <w:t>{%p endif %}</w:t>
       </w:r>
     </w:p>
     <w:p>
@@ -9094,6 +9094,11 @@
           <w:szCs w:val="17"/>
         </w:rPr>
       </w:pPr>
+    </w:p>
+    <w:p>
+      <w:r>
+        <w:t>{%p if organ_donation_wishes %}</w:t>
+      </w:r>
     </w:p>
     <w:p>
       <w:pPr>
@@ -9303,12 +9308,11 @@
         <w:rPr>
           <w:noProof/>
         </w:rPr>
-        <w:pict w14:anchorId="56005072">
-          <v:shape id="_x0000_s1054" style="position:absolute;margin-left:133.15pt;margin-top:22.7pt;width:385.05pt;height:.05pt;z-index:251668480;mso-wrap-distance-left:0;mso-wrap-distance-right:0;mso-position-horizontal-relative:page;mso-position-vertical-relative:text" coordsize="7701,1" o:allowincell="f" path="m,hhl7700,e" filled="f" strokeweight=".14053mm">
-            <v:path arrowok="t"/>
-            <w10:wrap type="topAndBottom" anchorx="page"/>
-          </v:shape>
-        </w:pict>
+      </w:r>
+    </w:p>
+    <w:p>
+      <w:r>
+        <w:t>{%p endif %}</w:t>
       </w:r>
     </w:p>
     <w:p>
@@ -9322,6 +9326,11 @@
           <w:szCs w:val="17"/>
         </w:rPr>
       </w:pPr>
+    </w:p>
+    <w:p>
+      <w:r>
+        <w:t>{%p if body_disposition_wishes %}</w:t>
+      </w:r>
     </w:p>
     <w:p>
       <w:pPr>
@@ -9561,12 +9570,11 @@
         <w:rPr>
           <w:noProof/>
         </w:rPr>
-        <w:pict w14:anchorId="5B70E7BC">
-          <v:shape id="_x0000_s1056" style="position:absolute;margin-left:133.15pt;margin-top:22.7pt;width:385.05pt;height:.05pt;z-index:251670528;mso-wrap-distance-left:0;mso-wrap-distance-right:0;mso-position-horizontal-relative:page;mso-position-vertical-relative:text" coordsize="7701,1" o:allowincell="f" path="m,hhl7700,e" filled="f" strokeweight=".14053mm">
-            <v:path arrowok="t"/>
-            <w10:wrap type="topAndBottom" anchorx="page"/>
-          </v:shape>
-        </w:pict>
+      </w:r>
+    </w:p>
+    <w:p>
+      <w:r>
+        <w:t>{%p endif %}</w:t>
       </w:r>
     </w:p>
     <w:p>
@@ -9580,6 +9588,11 @@
           <w:szCs w:val="17"/>
         </w:rPr>
       </w:pPr>
+    </w:p>
+    <w:p>
+      <w:r>
+        <w:t>{%p if other_health_care_wishes %}</w:t>
+      </w:r>
     </w:p>
     <w:p>
       <w:pPr>
@@ -9659,6 +9672,11 @@
       </w:r>
     </w:p>
     <w:p>
+      <w:r>
+        <w:t>{%p endif %}</w:t>
+      </w:r>
+    </w:p>
+    <w:p>
       <w:pPr>
         <w:pStyle w:val="BodyText"/>
         <w:kinsoku w:val="0"/>
@@ -9683,6 +9701,11 @@
         <w:overflowPunct w:val="0"/>
         <w:spacing w:before="20"/>
       </w:pPr>
+    </w:p>
+    <w:p>
+      <w:r>
+        <w:t>{%p endif %}</w:t>
+      </w:r>
     </w:p>
     <w:p>
       <w:pPr>
@@ -10304,23 +10327,11 @@
         <w:rPr>
           <w:noProof/>
         </w:rPr>
-        <w:pict w14:anchorId="12C51295">
-          <v:shape id="_x0000_s1058" style="position:absolute;margin-left:145.05pt;margin-top:11.1pt;width:275pt;height:.05pt;z-index:251672576;mso-wrap-distance-left:0;mso-wrap-distance-right:0;mso-position-horizontal-relative:page;mso-position-vertical-relative:text" coordsize="5500,1" o:allowincell="f" path="m,hhl5499,e" filled="f" strokeweight=".14053mm">
-            <v:path arrowok="t"/>
-            <w10:wrap type="topAndBottom" anchorx="page"/>
-          </v:shape>
-        </w:pict>
       </w:r>
       <w:r>
         <w:rPr>
           <w:noProof/>
         </w:rPr>
-        <w:pict w14:anchorId="2D66A22A">
-          <v:shape id="_x0000_s1059" style="position:absolute;margin-left:145.05pt;margin-top:26.95pt;width:275pt;height:.05pt;z-index:251673600;mso-wrap-distance-left:0;mso-wrap-distance-right:0;mso-position-horizontal-relative:page;mso-position-vertical-relative:text" coordsize="5500,1" o:allowincell="f" path="m,hhl5499,e" filled="f" strokeweight=".14053mm">
-            <v:path arrowok="t"/>
-            <w10:wrap type="topAndBottom" anchorx="page"/>
-          </v:shape>
-        </w:pict>
       </w:r>
     </w:p>
     <w:p>
@@ -10392,14 +10403,6 @@
           <w:sz w:val="2"/>
           <w:szCs w:val="2"/>
         </w:rPr>
-        <w:pict w14:anchorId="114AB86A">
-          <v:group id="_x0000_s1060" style="width:175.5pt;height:1pt;mso-position-horizontal-relative:char;mso-position-vertical-relative:line" coordsize="3510,20" o:allowincell="f">
-            <v:shape id="_x0000_s1061" style="position:absolute;top:6;width:3510;height:1;mso-position-horizontal-relative:page;mso-position-vertical-relative:page" coordsize="3510,1" o:allowincell="f" path="m,hhl3509,e" filled="f" strokeweight=".22817mm">
-              <v:path arrowok="t"/>
-            </v:shape>
-            <w10:anchorlock/>
-          </v:group>
-        </w:pict>
       </w:r>
       <w:r>
         <w:rPr>
@@ -10418,14 +10421,6 @@
           <w:sz w:val="2"/>
           <w:szCs w:val="2"/>
         </w:rPr>
-        <w:pict w14:anchorId="376077CA">
-          <v:group id="_x0000_s1062" style="width:205.7pt;height:1pt;mso-position-horizontal-relative:char;mso-position-vertical-relative:line" coordsize="4114,20" o:allowincell="f">
-            <v:shape id="_x0000_s1063" style="position:absolute;top:6;width:4114;height:1;mso-position-horizontal-relative:page;mso-position-vertical-relative:page" coordsize="4114,1" o:allowincell="f" path="m,hhl4113,e" filled="f" strokeweight=".22817mm">
-              <v:path arrowok="t"/>
-            </v:shape>
-            <w10:anchorlock/>
-          </v:group>
-        </w:pict>
       </w:r>
     </w:p>
     <w:p>
@@ -10520,7 +10515,6 @@
           <w:sz w:val="24"/>
           <w:szCs w:val="24"/>
         </w:rPr>
-        <w:br w:type="column"/>
       </w:r>
       <w:r>
         <w:t>Printed name of</w:t>
@@ -10615,31 +10609,6 @@
           <w:sz w:val="12"/>
           <w:szCs w:val="12"/>
         </w:rPr>
-        <w:pict w14:anchorId="0AE057D4">
-          <v:shapetype id="_x0000_t75" coordsize="21600,21600" o:spt="75" o:preferrelative="t" path="m@4@5l@4@11@9@11@9@5xe" filled="f" stroked="f">
-            <v:stroke joinstyle="miter"/>
-            <v:formulas>
-              <v:f eqn="if lineDrawn pixelLineWidth 0"/>
-              <v:f eqn="sum @0 1 0"/>
-              <v:f eqn="sum 0 0 @1"/>
-              <v:f eqn="prod @2 1 2"/>
-              <v:f eqn="prod @3 21600 pixelWidth"/>
-              <v:f eqn="prod @3 21600 pixelHeight"/>
-              <v:f eqn="sum @0 0 1"/>
-              <v:f eqn="prod @6 1 2"/>
-              <v:f eqn="prod @7 21600 pixelWidth"/>
-              <v:f eqn="sum @8 21600 0"/>
-              <v:f eqn="prod @7 21600 pixelHeight"/>
-              <v:f eqn="sum @10 21600 0"/>
-            </v:formulas>
-            <v:path o:extrusionok="f" gradientshapeok="t" o:connecttype="rect"/>
-            <o:lock v:ext="edit" aspectratio="t"/>
-          </v:shapetype>
-          <v:shape id="_x0000_i1027" type="#_x0000_t75" style="width:427.8pt;height:6pt">
-            <v:imagedata r:id="rId8" o:title=""/>
-            <o:lock v:ext="edit" aspectratio="f"/>
-          </v:shape>
-        </w:pict>
       </w:r>
     </w:p>
     <w:p>
@@ -11075,12 +11044,6 @@
         <w:rPr>
           <w:noProof/>
         </w:rPr>
-        <w:pict w14:anchorId="5B961284">
-          <v:shape id="_x0000_s1064" style="position:absolute;margin-left:87.05pt;margin-top:21.75pt;width:175.05pt;height:.05pt;z-index:251674624;mso-wrap-distance-left:0;mso-wrap-distance-right:0;mso-position-horizontal-relative:page;mso-position-vertical-relative:text" coordsize="3501,1" o:allowincell="f" path="m,hhl3500,e" filled="f" strokeweight=".14053mm">
-            <v:path arrowok="t"/>
-            <w10:wrap type="topAndBottom" anchorx="page"/>
-          </v:shape>
-        </w:pict>
       </w:r>
     </w:p>
     <w:p>
@@ -11147,7 +11110,6 @@
       <w:bookmarkStart w:id="11" w:name="Option 2: Two Witnesses"/>
       <w:bookmarkEnd w:id="11"/>
       <w:r>
-        <w:lastRenderedPageBreak/>
         <w:t>Option</w:t>
       </w:r>
       <w:r>
@@ -12444,12 +12406,6 @@
         <w:rPr>
           <w:noProof/>
         </w:rPr>
-        <w:pict w14:anchorId="27513C21">
-          <v:shape id="_x0000_s1065" style="position:absolute;margin-left:303.1pt;margin-top:19.45pt;width:203.1pt;height:.05pt;z-index:251675648;mso-wrap-distance-left:0;mso-wrap-distance-right:0;mso-position-horizontal-relative:page;mso-position-vertical-relative:text" coordsize="4062,1" o:allowincell="f" path="m,hhl4061,e" filled="f" strokeweight=".22817mm">
-            <v:path arrowok="t"/>
-            <w10:wrap type="topAndBottom" anchorx="page"/>
-          </v:shape>
-        </w:pict>
       </w:r>
     </w:p>
     <w:p>
@@ -12550,14 +12506,6 @@
           <w:sz w:val="2"/>
           <w:szCs w:val="2"/>
         </w:rPr>
-        <w:pict w14:anchorId="2D4FFA6D">
-          <v:group id="_x0000_s1066" style="width:379.2pt;height:1pt;mso-position-horizontal-relative:char;mso-position-vertical-relative:line" coordsize="7584,20" o:allowincell="f">
-            <v:shape id="_x0000_s1067" style="position:absolute;top:3;width:7584;height:1;mso-position-horizontal-relative:page;mso-position-vertical-relative:page" coordsize="7584,1" o:allowincell="f" path="m,hhl7583,e" filled="f" strokeweight=".14053mm">
-              <v:path arrowok="t"/>
-            </v:shape>
-            <w10:anchorlock/>
-          </v:group>
-        </w:pict>
       </w:r>
     </w:p>
     <w:p>
@@ -12571,23 +12519,11 @@
         <w:rPr>
           <w:noProof/>
         </w:rPr>
-        <w:pict w14:anchorId="7046FAD7">
-          <v:shape id="_x0000_s1068" style="position:absolute;margin-left:130.05pt;margin-top:14.05pt;width:376.9pt;height:.05pt;z-index:251676672;mso-wrap-distance-left:0;mso-wrap-distance-right:0;mso-position-horizontal-relative:page;mso-position-vertical-relative:text" coordsize="7538,1" o:allowincell="f" path="m,hhl7537,e" filled="f" strokeweight=".14053mm">
-            <v:path arrowok="t"/>
-            <w10:wrap type="topAndBottom" anchorx="page"/>
-          </v:shape>
-        </w:pict>
       </w:r>
       <w:r>
         <w:rPr>
           <w:noProof/>
         </w:rPr>
-        <w:pict w14:anchorId="6E1202BD">
-          <v:shape id="_x0000_s1069" style="position:absolute;margin-left:130.05pt;margin-top:29.25pt;width:376.9pt;height:.05pt;z-index:251677696;mso-wrap-distance-left:0;mso-wrap-distance-right:0;mso-position-horizontal-relative:page;mso-position-vertical-relative:text" coordsize="7538,1" o:allowincell="f" path="m,hhl7537,e" filled="f" strokeweight=".14053mm">
-            <v:path arrowok="t"/>
-            <w10:wrap type="topAndBottom" anchorx="page"/>
-          </v:shape>
-        </w:pict>
       </w:r>
     </w:p>
     <w:p>
@@ -13702,12 +13638,6 @@
         <w:rPr>
           <w:noProof/>
         </w:rPr>
-        <w:pict w14:anchorId="43FFF795">
-          <v:shape id="_x0000_s1070" style="position:absolute;margin-left:303.05pt;margin-top:13.85pt;width:203.15pt;height:.05pt;z-index:251678720;mso-wrap-distance-left:0;mso-wrap-distance-right:0;mso-position-horizontal-relative:page;mso-position-vertical-relative:text" coordsize="4063,1" o:allowincell="f" path="m,hhl4062,e" filled="f" strokeweight=".22817mm">
-            <v:path arrowok="t"/>
-            <w10:wrap type="topAndBottom" anchorx="page"/>
-          </v:shape>
-        </w:pict>
       </w:r>
     </w:p>
     <w:p>
@@ -13808,14 +13738,6 @@
           <w:sz w:val="2"/>
           <w:szCs w:val="2"/>
         </w:rPr>
-        <w:pict w14:anchorId="57263651">
-          <v:group id="_x0000_s1071" style="width:379.25pt;height:1pt;mso-position-horizontal-relative:char;mso-position-vertical-relative:line" coordsize="7585,20" o:allowincell="f">
-            <v:shape id="_x0000_s1072" style="position:absolute;top:3;width:7585;height:1;mso-position-horizontal-relative:page;mso-position-vertical-relative:page" coordsize="7585,1" o:allowincell="f" path="m,hhl7584,e" filled="f" strokeweight=".14053mm">
-              <v:path arrowok="t"/>
-            </v:shape>
-            <w10:anchorlock/>
-          </v:group>
-        </w:pict>
       </w:r>
     </w:p>
     <w:p>
@@ -13829,23 +13751,11 @@
         <w:rPr>
           <w:noProof/>
         </w:rPr>
-        <w:pict w14:anchorId="6FFE9438">
-          <v:shape id="_x0000_s1073" style="position:absolute;margin-left:130.05pt;margin-top:14.05pt;width:376.9pt;height:.05pt;z-index:251679744;mso-wrap-distance-left:0;mso-wrap-distance-right:0;mso-position-horizontal-relative:page;mso-position-vertical-relative:text" coordsize="7538,1" o:allowincell="f" path="m,hhl7537,e" filled="f" strokeweight=".14053mm">
-            <v:path arrowok="t"/>
-            <w10:wrap type="topAndBottom" anchorx="page"/>
-          </v:shape>
-        </w:pict>
       </w:r>
       <w:r>
         <w:rPr>
           <w:noProof/>
         </w:rPr>
-        <w:pict w14:anchorId="14891D89">
-          <v:shape id="_x0000_s1074" style="position:absolute;margin-left:130.05pt;margin-top:29.25pt;width:376.9pt;height:.05pt;z-index:251680768;mso-wrap-distance-left:0;mso-wrap-distance-right:0;mso-position-horizontal-relative:page;mso-position-vertical-relative:text" coordsize="7538,1" o:allowincell="f" path="m,hhl7537,e" filled="f" strokeweight=".14053mm">
-            <v:path arrowok="t"/>
-            <w10:wrap type="topAndBottom" anchorx="page"/>
-          </v:shape>
-        </w:pict>
       </w:r>
     </w:p>
     <w:p>
